--- a/testakten/sanierungsgewinn-insolvenzplan-grossbach-druckguss-erfurt-2026/01_mandatsnotiz_steuerberater_engelmeier.docx
+++ b/testakten/sanierungsgewinn-insolvenzplan-grossbach-druckguss-erfurt-2026/01_mandatsnotiz_steuerberater_engelmeier.docx
@@ -5,6 +5,7 @@
     <w:p>
       <w:pPr>
         <w:pStyle w:val="Heading1"/>
+        <w:spacing w:line="259" w:lineRule="auto" w:after="60"/>
       </w:pPr>
       <w:r>
         <w:rPr>
@@ -15,25 +16,38 @@
     </w:p>
     <w:p>
       <w:pPr>
+        <w:spacing w:before="120" w:after="60" w:line="259" w:lineRule="auto"/>
         <w:jc w:val="left"/>
       </w:pPr>
       <w:r>
         <w:rPr>
-          <w:b/>
+          <w:rFonts w:ascii="Times New Roman" w:hAnsi="Times New Roman"/>
+          <w:b w:val="0"/>
+          <w:i w:val="0"/>
+          <w:sz w:val="22"/>
         </w:rPr>
         <w:t>Datum:</w:t>
       </w:r>
       <w:r>
+        <w:rPr>
+          <w:rFonts w:ascii="Times New Roman" w:hAnsi="Times New Roman"/>
+          <w:b w:val="0"/>
+          <w:i w:val="0"/>
+          <w:sz w:val="22"/>
+        </w:rPr>
         <w:t xml:space="preserve"> 18.02.2026 (6 Tage nach Eröffnung des Schutzschirmverfahrens)</w:t>
       </w:r>
     </w:p>
     <w:p>
       <w:pPr>
+        <w:spacing w:before="120" w:after="60" w:line="259" w:lineRule="auto"/>
         <w:jc w:val="left"/>
       </w:pPr>
       <w:r>
         <w:rPr>
+          <w:rFonts w:ascii="Times New Roman" w:hAnsi="Times New Roman"/>
           <w:b/>
+          <w:sz w:val="22"/>
         </w:rPr>
         <w:t>Teilnehmer:</w:t>
       </w:r>
@@ -41,6 +55,7 @@
     <w:p>
       <w:pPr>
         <w:pStyle w:val="ListBullet"/>
+        <w:spacing w:line="259" w:lineRule="auto" w:after="60"/>
       </w:pPr>
       <w:r>
         <w:t>StB Dr. Thorsten Engelmeier (Engelmeier &amp; Partner, Erfurt) — laufender Steuerberater Grossbach</w:t>
@@ -49,6 +64,7 @@
     <w:p>
       <w:pPr>
         <w:pStyle w:val="ListBullet"/>
+        <w:spacing w:line="259" w:lineRule="auto" w:after="60"/>
       </w:pPr>
       <w:r>
         <w:t>RA Dr. Maximilian Drosselberg (Drosselberg &amp; Partner) — Sanierungsanwalt und IV-i.S.v. § 270d InsO</w:t>
@@ -57,29 +73,48 @@
     <w:p>
       <w:pPr>
         <w:pStyle w:val="ListBullet"/>
+        <w:spacing w:before="120" w:after="60" w:line="259" w:lineRule="auto"/>
       </w:pPr>
       <w:r>
+        <w:rPr>
+          <w:rFonts w:ascii="Times New Roman" w:hAnsi="Times New Roman"/>
+          <w:b/>
+          <w:sz w:val="22"/>
+        </w:rPr>
         <w:t>Friedhelm Grossbach — Geschäftsführer der Komplementär-GmbH</w:t>
       </w:r>
     </w:p>
     <w:p>
       <w:pPr>
         <w:pStyle w:val="ListBullet"/>
+        <w:spacing w:before="120" w:after="60" w:line="259" w:lineRule="auto"/>
       </w:pPr>
       <w:r>
+        <w:rPr>
+          <w:rFonts w:ascii="Times New Roman" w:hAnsi="Times New Roman"/>
+          <w:b/>
+          <w:sz w:val="22"/>
+        </w:rPr>
         <w:t>Bertha Grossbach-Riemenschneider — Geschäftsführerin der Komplementär-GmbH</w:t>
       </w:r>
     </w:p>
     <w:p>
       <w:pPr>
         <w:pStyle w:val="ListBullet"/>
+        <w:spacing w:before="120" w:after="60" w:line="259" w:lineRule="auto"/>
       </w:pPr>
       <w:r>
+        <w:rPr>
+          <w:rFonts w:ascii="Times New Roman" w:hAnsi="Times New Roman"/>
+          <w:b/>
+          <w:sz w:val="22"/>
+        </w:rPr>
         <w:t>StB Magdalena Voltz — beigeordnet (Sozietät Drosselberg, Steuerteam)</w:t>
       </w:r>
     </w:p>
     <w:p>
       <w:pPr>
+        <w:spacing w:line="259" w:lineRule="auto" w:after="60"/>
         <w:jc w:val="left"/>
       </w:pPr>
       <w:r>
@@ -95,6 +130,7 @@
     <w:p>
       <w:pPr>
         <w:pStyle w:val="Heading2"/>
+        <w:spacing w:line="259" w:lineRule="auto" w:after="60"/>
       </w:pPr>
       <w:r>
         <w:rPr>
@@ -106,6 +142,7 @@
     <w:p>
       <w:pPr>
         <w:pStyle w:val="ListBullet"/>
+        <w:spacing w:line="259" w:lineRule="auto" w:after="60"/>
       </w:pPr>
       <w:r>
         <w:t>Schuldnerin: Grossbach Druckguss &amp; Präzision GmbH &amp; Co. KG, 240 Mitarbeiter, Aluminium- und Magnesium-Druckguss, Umsatz 2024 noch 78 Mio EUR, Umsatz 2025 (vorläufig) 61 Mio EUR. Auftragsverluste BMW (Modellumstellung E-Plattform, Q3/2025) und VW (Verlagerung nach Pamplona, Q4/2025) im Volumen ca. 29 Mio EUR p.a.</w:t>
@@ -114,6 +151,7 @@
     <w:p>
       <w:pPr>
         <w:pStyle w:val="ListBullet"/>
+        <w:spacing w:line="259" w:lineRule="auto" w:after="60"/>
       </w:pPr>
       <w:r>
         <w:t>Schutzschirmverfahren § 270d InsO am AG Erfurt seit 12.02.2026, Az 60 IN 188/26. Insolvenzverwalter ist RA Rainer Pabst (Drosselberg &amp; Partner), Sachwalter RA Klaus Hattenberg (Hattenberg Sanierung GbR).</w:t>
@@ -122,6 +160,7 @@
     <w:p>
       <w:pPr>
         <w:pStyle w:val="ListBullet"/>
+        <w:spacing w:line="259" w:lineRule="auto" w:after="60"/>
       </w:pPr>
       <w:r>
         <w:t>Vorbereiteter Insolvenzplan: Forderungsverzicht 38 Mio EUR; Quote für ungesicherte Gläubiger 7 %; Sicherheitenglaeubiger (Sparkasse Erfurt, Volksbank Mittelthüringen) bleiben weitgehend befriedigt; Investor LR Industrial AG Berlin übernimmt 25 % der KG-Anteile und 100 % der Komplementär-GmbH gegen 6 Mio EUR Eigenkapital-Zuführung.</w:t>
@@ -130,6 +169,7 @@
     <w:p>
       <w:pPr>
         <w:pStyle w:val="ListBullet"/>
+        <w:spacing w:line="259" w:lineRule="auto" w:after="60"/>
       </w:pPr>
       <w:r>
         <w:t>Plan-Vorlage 30.04.2026; Eroerterungs- und Abstimmungstermin 18.06.2026; Bestätigung erwartet 25.06.2026 (§ 248 InsO).</w:t>
@@ -138,6 +178,7 @@
     <w:p>
       <w:pPr>
         <w:pStyle w:val="Heading2"/>
+        <w:spacing w:line="259" w:lineRule="auto" w:after="60"/>
       </w:pPr>
       <w:r>
         <w:rPr>
@@ -148,6 +189,7 @@
     </w:p>
     <w:p>
       <w:pPr>
+        <w:spacing w:line="259" w:lineRule="auto" w:after="60"/>
         <w:jc w:val="left"/>
       </w:pPr>
       <w:r>
@@ -156,6 +198,7 @@
     </w:p>
     <w:p>
       <w:pPr>
+        <w:spacing w:line="259" w:lineRule="auto" w:after="60"/>
         <w:ind w:left="567"/>
       </w:pPr>
       <w:r>
@@ -168,6 +211,7 @@
     <w:p>
       <w:pPr>
         <w:pStyle w:val="Heading2"/>
+        <w:spacing w:line="259" w:lineRule="auto" w:after="60"/>
       </w:pPr>
       <w:r>
         <w:rPr>
@@ -179,6 +223,7 @@
     <w:p>
       <w:pPr>
         <w:pStyle w:val="ListNumber"/>
+        <w:spacing w:line="259" w:lineRule="auto" w:after="60"/>
       </w:pPr>
       <w:r>
         <w:rPr>
@@ -202,6 +247,7 @@
     <w:p>
       <w:pPr>
         <w:pStyle w:val="ListNumber"/>
+        <w:spacing w:line="259" w:lineRule="auto" w:after="60"/>
       </w:pPr>
       <w:r>
         <w:rPr>
@@ -216,6 +262,7 @@
     <w:p>
       <w:pPr>
         <w:pStyle w:val="ListNumber"/>
+        <w:spacing w:line="259" w:lineRule="auto" w:after="60"/>
       </w:pPr>
       <w:r>
         <w:rPr>
@@ -230,6 +277,7 @@
     <w:p>
       <w:pPr>
         <w:pStyle w:val="ListNumber"/>
+        <w:spacing w:line="259" w:lineRule="auto" w:after="60"/>
       </w:pPr>
       <w:r>
         <w:rPr>
@@ -244,6 +292,7 @@
     <w:p>
       <w:pPr>
         <w:pStyle w:val="ListNumber"/>
+        <w:spacing w:line="259" w:lineRule="auto" w:after="60"/>
       </w:pPr>
       <w:r>
         <w:rPr>
@@ -258,6 +307,7 @@
     <w:p>
       <w:pPr>
         <w:pStyle w:val="Heading2"/>
+        <w:spacing w:line="259" w:lineRule="auto" w:after="60"/>
       </w:pPr>
       <w:r>
         <w:rPr>
@@ -268,6 +318,7 @@
     </w:p>
     <w:p>
       <w:pPr>
+        <w:spacing w:line="259" w:lineRule="auto" w:after="60"/>
         <w:ind w:left="567"/>
       </w:pPr>
       <w:r>
@@ -279,6 +330,7 @@
     </w:p>
     <w:p>
       <w:pPr>
+        <w:spacing w:line="259" w:lineRule="auto" w:after="60"/>
         <w:jc w:val="left"/>
       </w:pPr>
       <w:r>
@@ -294,6 +346,7 @@
     <w:p>
       <w:pPr>
         <w:pStyle w:val="Heading2"/>
+        <w:spacing w:line="259" w:lineRule="auto" w:after="60"/>
       </w:pPr>
       <w:r>
         <w:rPr>
@@ -628,6 +681,7 @@
     <w:p>
       <w:pPr>
         <w:pStyle w:val="Heading2"/>
+        <w:spacing w:line="259" w:lineRule="auto" w:after="60"/>
       </w:pPr>
       <w:r>
         <w:rPr>
@@ -639,6 +693,7 @@
     <w:p>
       <w:pPr>
         <w:pStyle w:val="ListBullet"/>
+        <w:spacing w:line="259" w:lineRule="auto" w:after="60"/>
       </w:pPr>
       <w:r>
         <w:t>StB Engelmeier hat in einer früheren Sanierung (Mandant Heisterkamp Holzbau, 2023) den § 3a IV-Antrag erst nach Plan-Bestätigung gestellt und Probleme mit dem FA Eisenach gehabt. Es ist daher zwingend, dass er den Antrag dieses Mal rechtzeitig stellt.</w:t>
@@ -647,6 +702,7 @@
     <w:p>
       <w:pPr>
         <w:pStyle w:val="ListBullet"/>
+        <w:spacing w:line="259" w:lineRule="auto" w:after="60"/>
       </w:pPr>
       <w:r>
         <w:t xml:space="preserve">Der Gesellschafterdarlehensteil (Friedhelm Grossbach hat 4 Mio EUR Gesellschafterdarlehen) wird im Plan nachrangig behandelt; steuerlich ist ein Forderungsverzicht des Gesellschafters nicht von § 3a EStG erfasst, weil hier eine Einlage vorliegt. Klärung mit StB Engelmeier in eigener Notiz. </w:t>
@@ -663,6 +719,7 @@
     </w:p>
     <w:p>
       <w:pPr>
+        <w:spacing w:line="259" w:lineRule="auto" w:after="60"/>
         <w:jc w:val="left"/>
       </w:pPr>
       <w:r>
@@ -677,6 +734,7 @@
     </w:p>
     <w:p>
       <w:pPr>
+        <w:spacing w:line="259" w:lineRule="auto" w:after="60"/>
         <w:jc w:val="left"/>
       </w:pPr>
       <w:r>
@@ -684,13 +742,58 @@
       </w:r>
     </w:p>
     <w:sectPr>
+      <w:headerReference w:type="default" r:id="rId9"/>
+      <w:footerReference w:type="default" r:id="rId10"/>
       <w:pgSz w:w="11906" w:h="16838"/>
-      <w:pgMar w:top="1417" w:right="1417" w:bottom="1417" w:left="1417" w:header="720" w:footer="720" w:gutter="0"/>
+      <w:pgMar w:top="1191" w:right="1247" w:bottom="1134" w:left="1361" w:header="720" w:footer="720" w:gutter="0"/>
       <w:cols w:space="720"/>
       <w:docGrid w:linePitch="360"/>
     </w:sectPr>
   </w:body>
 </w:document>
+</file>
+
+<file path=word/footer1.xml><?xml version="1.0" encoding="utf-8"?>
+<w:ftr xmlns:m="http://schemas.openxmlformats.org/officeDocument/2006/math" xmlns:mc="http://schemas.openxmlformats.org/markup-compatibility/2006" xmlns:mo="http://schemas.microsoft.com/office/mac/office/2008/main" xmlns:mv="urn:schemas-microsoft-com:mac:vml" xmlns:o="urn:schemas-microsoft-com:office:office" xmlns:r="http://schemas.openxmlformats.org/officeDocument/2006/relationships" xmlns:v="urn:schemas-microsoft-com:vml" xmlns:w10="urn:schemas-microsoft-com:office:word" xmlns:w14="http://schemas.microsoft.com/office/word/2010/wordml" xmlns:w="http://schemas.openxmlformats.org/wordprocessingml/2006/main" xmlns:wne="http://schemas.microsoft.com/office/word/2006/wordml" xmlns:wp14="http://schemas.microsoft.com/office/word/2010/wordprocessingDrawing" xmlns:wp="http://schemas.openxmlformats.org/drawingml/2006/wordprocessingDrawing" xmlns:wpc="http://schemas.microsoft.com/office/word/2010/wordprocessingCanvas" xmlns:wpg="http://schemas.microsoft.com/office/word/2010/wordprocessingGroup" xmlns:wpi="http://schemas.microsoft.com/office/word/2010/wordprocessingInk" xmlns:wps="http://schemas.microsoft.com/office/word/2010/wordprocessingShape" mc:Ignorable="w14 wp14">
+  <w:p>
+    <w:pPr>
+      <w:pStyle w:val="Footer"/>
+      <w:jc w:val="left"/>
+    </w:pPr>
+    <w:r/>
+    <w:r>
+      <w:rPr>
+        <w:rFonts w:ascii="Times New Roman" w:hAnsi="Times New Roman"/>
+        <w:b w:val="0"/>
+        <w:color w:val="777777"/>
+        <w:sz w:val="17"/>
+      </w:rPr>
+      <w:t>Vertraulich | Bearbeitungsstand Juli 2026 | nur zur Aktenbearbeitung</w:t>
+    </w:r>
+  </w:p>
+</w:ftr>
+</file>
+
+<file path=word/header1.xml><?xml version="1.0" encoding="utf-8"?>
+<w:hdr xmlns:m="http://schemas.openxmlformats.org/officeDocument/2006/math" xmlns:mc="http://schemas.openxmlformats.org/markup-compatibility/2006" xmlns:mo="http://schemas.microsoft.com/office/mac/office/2008/main" xmlns:mv="urn:schemas-microsoft-com:mac:vml" xmlns:o="urn:schemas-microsoft-com:office:office" xmlns:r="http://schemas.openxmlformats.org/officeDocument/2006/relationships" xmlns:v="urn:schemas-microsoft-com:vml" xmlns:w10="urn:schemas-microsoft-com:office:word" xmlns:w14="http://schemas.microsoft.com/office/word/2010/wordml" xmlns:w="http://schemas.openxmlformats.org/wordprocessingml/2006/main" xmlns:wne="http://schemas.microsoft.com/office/word/2006/wordml" xmlns:wp14="http://schemas.microsoft.com/office/word/2010/wordprocessingDrawing" xmlns:wp="http://schemas.openxmlformats.org/drawingml/2006/wordprocessingDrawing" xmlns:wpc="http://schemas.microsoft.com/office/word/2010/wordprocessingCanvas" xmlns:wpg="http://schemas.microsoft.com/office/word/2010/wordprocessingGroup" xmlns:wpi="http://schemas.microsoft.com/office/word/2010/wordprocessingInk" xmlns:wps="http://schemas.microsoft.com/office/word/2010/wordprocessingShape" mc:Ignorable="w14 wp14">
+  <w:p>
+    <w:pPr>
+      <w:pStyle w:val="Header"/>
+      <w:jc w:val="left"/>
+    </w:pPr>
+    <w:r/>
+    <w:r>
+      <w:rPr>
+        <w:rFonts w:ascii="Times New Roman" w:hAnsi="Times New Roman"/>
+        <w:b w:val="0"/>
+        <w:i w:val="0"/>
+        <w:color w:val="666666"/>
+        <w:sz w:val="17"/>
+      </w:rPr>
+      <w:t>Lindenhof und Partner mbB | Insolvenz- und Restrukturierungsakte | Bearbeitungsstand Juli 2026</w:t>
+    </w:r>
+  </w:p>
+</w:hdr>
 </file>
 
 <file path=word/numbering.xml><?xml version="1.0" encoding="utf-8"?>
@@ -1407,11 +1510,12 @@
       <w:contextualSpacing/>
     </w:pPr>
     <w:rPr>
-      <w:rFonts w:asciiTheme="majorHAnsi" w:eastAsiaTheme="majorEastAsia" w:hAnsiTheme="majorHAnsi" w:cstheme="majorBidi"/>
+      <w:rFonts w:asciiTheme="majorHAnsi" w:eastAsiaTheme="majorEastAsia" w:hAnsiTheme="majorHAnsi" w:cstheme="majorBidi" w:ascii="Times New Roman" w:hAnsi="Times New Roman"/>
+      <w:b/>
       <w:color w:val="17365D" w:themeColor="text2" w:themeShade="BF"/>
       <w:spacing w:val="5"/>
       <w:kern w:val="28"/>
-      <w:sz w:val="52"/>
+      <w:sz w:val="30"/>
       <w:szCs w:val="52"/>
     </w:rPr>
   </w:style>
